--- a/matriz-viral/entregables/2-Montar-seguimiento-por-correo-GHL.docx
+++ b/matriz-viral/entregables/2-Montar-seguimiento-por-correo-GHL.docx
@@ -118,7 +118,7 @@
           <w:sz w:val="19"/>
           <w:szCs w:val="19"/>
         </w:rPr>
-        <w:t xml:space="preserve">Para: Esther</w:t>
+        <w:t xml:space="preserve">Para: Ester Alvarez</w:t>
       </w:r>
       <w:r>
         <w:rPr>
@@ -1816,7 +1816,7 @@
         <w:spacing w:after="140"/>
         <w:ind w:left="280"/>
       </w:pPr>
-      <w:hyperlink w:history="1" r:id="rIdvv3lz3gbg7cpmol-c8ucp">
+      <w:hyperlink w:history="1" r:id="rIdgxhaujf_wmzhozflr_sgu">
         <w:r>
           <w:rPr>
             <w:rFonts w:ascii="Consolas" w:cs="Consolas" w:eastAsia="Consolas" w:hAnsi="Consolas"/>
@@ -1851,7 +1851,7 @@
         <w:spacing w:after="140"/>
         <w:ind w:left="280"/>
       </w:pPr>
-      <w:hyperlink w:history="1" r:id="rIdztjmlvop47po0idsc2hfx">
+      <w:hyperlink w:history="1" r:id="rIddhzkym8exavvbvdfwc-xy">
         <w:r>
           <w:rPr>
             <w:rFonts w:ascii="Consolas" w:cs="Consolas" w:eastAsia="Consolas" w:hAnsi="Consolas"/>
@@ -1886,7 +1886,7 @@
         <w:spacing w:after="140"/>
         <w:ind w:left="280"/>
       </w:pPr>
-      <w:hyperlink w:history="1" r:id="rIdumwqqjbzo0zos88vepimg">
+      <w:hyperlink w:history="1" r:id="rIdyxfbqupvhf_l4cxxdcrwo">
         <w:r>
           <w:rPr>
             <w:rFonts w:ascii="Consolas" w:cs="Consolas" w:eastAsia="Consolas" w:hAnsi="Consolas"/>
@@ -1921,7 +1921,7 @@
         <w:spacing w:after="140"/>
         <w:ind w:left="280"/>
       </w:pPr>
-      <w:hyperlink w:history="1" r:id="rIdomphxwextd3lx8ade2kx1">
+      <w:hyperlink w:history="1" r:id="rIdn4q2hphgmb0dlz3gqpmr0">
         <w:r>
           <w:rPr>
             <w:rFonts w:ascii="Consolas" w:cs="Consolas" w:eastAsia="Consolas" w:hAnsi="Consolas"/>
@@ -1939,7 +1939,7 @@
         <w:spacing w:after="140"/>
         <w:ind w:left="280"/>
       </w:pPr>
-      <w:hyperlink w:history="1" r:id="rIdwgqal5uib4jkom5hba4wz">
+      <w:hyperlink w:history="1" r:id="rIdv2gyqtttfh80nmnvjfjpq">
         <w:r>
           <w:rPr>
             <w:rFonts w:ascii="Consolas" w:cs="Consolas" w:eastAsia="Consolas" w:hAnsi="Consolas"/>
@@ -1957,7 +1957,7 @@
         <w:spacing w:after="140"/>
         <w:ind w:left="280"/>
       </w:pPr>
-      <w:hyperlink w:history="1" r:id="rId1u3q4ekwgis_vghj34pv8">
+      <w:hyperlink w:history="1" r:id="rId3_jzkfkof5p9umynd9o04">
         <w:r>
           <w:rPr>
             <w:rFonts w:ascii="Consolas" w:cs="Consolas" w:eastAsia="Consolas" w:hAnsi="Consolas"/>
